--- a/reports/notebook_gids.docx
+++ b/reports/notebook_gids.docx
@@ -9961,7 +9961,7 @@
           <w:sz w:val="22"/>
           <w:szCs w:val="22"/>
         </w:rPr>
-        <w:t xml:space="preserve">Resultaat: twee ruw-significante effecten, beide negatief — DJT (CAR_3d −158 bp, p = 0,037) en Tesla (AR_1d −115 bp, p = 0,047). Geen overleeft de Bonferroni-correctie, maar de magnitude ligt een ordegrootte boven het indexniveau (waar het effect nul was). Het Tesla-effect is bovendien robuust: ook na het weglaten van de extreemste dag (5 juni 2025, de Trump–Musk-breuk) blijft de mediaan −83 bp vs. −4 bp (Mann-Whitney p = 0,057), met 62% negatieve mention-dagen. Conclusie: waar de index niets toont, vertonen losse genoemde bedrijven wél een negatieve richting.</w:t>
+        <w:t xml:space="preserve">Resultaat (bootstrap-95%-CI op het gemiddelde verschil; geen Bonferroni nodig): twee effecten sluiten 0 uit, beide negatief — DJT (CAR_3d −158 bp, CI [−309, −8]) en Tesla (AR_1d −115 bp, CI [−228, −7]). De magnitude ligt een ordegrootte boven het indexniveau (waar het effect nul was). Het Tesla-effect is wél fragiel: laat je de extreemste dag weg (5 juni 2025, de Trump–Musk-breuk) dan omvat het CI 0 weer, en ook het mediaan-verschil (−79 bp, CI [−147, 47]) sluit 0 niet uit. Conclusie: waar de index niets toont, vertonen losse genoemde bedrijven wél een — zij het statistisch fragiele — negatieve richting.</w:t>
       </w:r>
     </w:p>
     <w:p>
